--- a/course-2_semester-2/OUIS/laba-2/laba-2.docx
+++ b/course-2_semester-2/OUIS/laba-2/laba-2.docx
@@ -147,17 +147,8 @@
           <w:sz w:val="28"/>
           <w:szCs w:val="28"/>
         </w:rPr>
-        <w:t xml:space="preserve">________В.Р. </w:t>
-      </w:r>
-      <w:proofErr w:type="spellStart"/>
-      <w:r>
-        <w:rPr>
-          <w:sz w:val="28"/>
-          <w:szCs w:val="28"/>
-        </w:rPr>
-        <w:t>Стемпицкий</w:t>
-      </w:r>
-      <w:proofErr w:type="spellEnd"/>
+        <w:t>________В.Р. Стемпицкий</w:t>
+      </w:r>
     </w:p>
     <w:p>
       <w:pPr>
@@ -173,23 +164,7 @@
           <w:sz w:val="28"/>
           <w:szCs w:val="28"/>
         </w:rPr>
-        <w:t>«__</w:t>
-      </w:r>
-      <w:proofErr w:type="gramStart"/>
-      <w:r>
-        <w:rPr>
-          <w:sz w:val="28"/>
-          <w:szCs w:val="28"/>
-        </w:rPr>
-        <w:t>_»_</w:t>
-      </w:r>
-      <w:proofErr w:type="gramEnd"/>
-      <w:r>
-        <w:rPr>
-          <w:sz w:val="28"/>
-          <w:szCs w:val="28"/>
-        </w:rPr>
-        <w:t>__________202</w:t>
+        <w:t>«___»___________202</w:t>
       </w:r>
       <w:r>
         <w:rPr>
@@ -687,23 +662,7 @@
           <w:sz w:val="28"/>
           <w:szCs w:val="28"/>
         </w:rPr>
-        <w:t xml:space="preserve">Эргономическая система для автоматизированной </w:t>
-      </w:r>
-      <w:proofErr w:type="spellStart"/>
-      <w:r>
-        <w:rPr>
-          <w:sz w:val="28"/>
-          <w:szCs w:val="28"/>
-        </w:rPr>
-        <w:t>механостимуляции</w:t>
-      </w:r>
-      <w:proofErr w:type="spellEnd"/>
-      <w:r>
-        <w:rPr>
-          <w:sz w:val="28"/>
-          <w:szCs w:val="28"/>
-        </w:rPr>
-        <w:t xml:space="preserve"> тканей</w:t>
+        <w:t>Эргономическая система для автоматизированной механостимуляции тканей</w:t>
       </w:r>
       <w:r>
         <w:rPr>
@@ -772,8 +731,8 @@
       </w:r>
       <w:smartTag w:uri="urn:schemas-microsoft-com:office:smarttags" w:element="time">
         <w:smartTagPr>
+          <w:attr w:name="Hour" w:val="7"/>
           <w:attr w:name="Minute" w:val="10"/>
-          <w:attr w:name="Hour" w:val="7"/>
         </w:smartTagPr>
         <w:r>
           <w:rPr>
@@ -1505,99 +1464,73 @@
             <w:pPr>
               <w:jc w:val="both"/>
               <w:rPr>
-                <w:lang w:val="en-US"/>
-              </w:rPr>
-            </w:pPr>
-            <w:r>
-              <w:rPr>
-                <w:lang w:val="en-US"/>
-              </w:rPr>
-              <w:t>B81C</w:t>
-            </w:r>
-            <w:r>
-              <w:rPr>
-                <w:lang w:val="en-US"/>
-              </w:rPr>
-              <w:t xml:space="preserve">, </w:t>
-            </w:r>
-            <w:r>
-              <w:rPr>
-                <w:lang w:val="en-US"/>
-              </w:rPr>
-              <w:t>B81B</w:t>
-            </w:r>
-            <w:r>
-              <w:rPr>
-                <w:lang w:val="en-US"/>
-              </w:rPr>
-              <w:t xml:space="preserve">, </w:t>
-            </w:r>
-            <w:r>
-              <w:rPr>
-                <w:lang w:val="en-US"/>
-              </w:rPr>
-              <w:t>G01C, G01L, G01P, G02B</w:t>
-            </w:r>
-            <w:r>
-              <w:rPr>
-                <w:lang w:val="en-US"/>
-              </w:rPr>
-              <w:t xml:space="preserve">, </w:t>
-            </w:r>
-          </w:p>
-          <w:p>
-            <w:pPr>
-              <w:jc w:val="both"/>
-              <w:rPr>
-                <w:lang w:val="en-US"/>
-              </w:rPr>
-            </w:pPr>
-            <w:r>
-              <w:rPr>
-                <w:rStyle w:val="a9"/>
+                <w:rStyle w:val="ad"/>
+                <w:b w:val="0"/>
+                <w:bCs w:val="0"/>
+              </w:rPr>
+            </w:pPr>
+            <w:r>
+              <w:rPr>
+                <w:rStyle w:val="ad"/>
+                <w:b w:val="0"/>
+                <w:bCs w:val="0"/>
+              </w:rPr>
+              <w:t>A61H 15/00</w:t>
+            </w:r>
+          </w:p>
+          <w:p>
+            <w:pPr>
+              <w:jc w:val="both"/>
+            </w:pPr>
+            <w:r>
+              <w:t>A61H 1/00</w:t>
+            </w:r>
+          </w:p>
+          <w:p>
+            <w:pPr>
+              <w:jc w:val="both"/>
+            </w:pPr>
+            <w:r>
+              <w:t>A61H 23/00</w:t>
+            </w:r>
+          </w:p>
+          <w:p>
+            <w:pPr>
+              <w:jc w:val="both"/>
+            </w:pPr>
+            <w:r>
+              <w:rPr>
+                <w:lang w:val="en-US"/>
+              </w:rPr>
+              <w:t>A47C 1</w:t>
+            </w:r>
+            <w:r>
+              <w:t>/022</w:t>
+            </w:r>
+          </w:p>
+          <w:p>
+            <w:pPr>
+              <w:jc w:val="both"/>
+              <w:rPr>
+                <w:lang w:val="en-US"/>
+              </w:rPr>
+            </w:pPr>
+            <w:r>
+              <w:rPr>
+                <w:lang w:val="en-US"/>
+              </w:rPr>
+              <w:t>B60N 2/24</w:t>
+            </w:r>
+          </w:p>
+          <w:p>
+            <w:pPr>
+              <w:jc w:val="both"/>
+              <w:rPr>
+                <w:b/>
                 <w:bCs/>
-                <w:i w:val="0"/>
-                <w:color w:val="555555"/>
-                <w:shd w:val="clear" w:color="auto" w:fill="FFFFFF"/>
-                <w:lang w:val="en-US"/>
-              </w:rPr>
-              <w:t>G 01N</w:t>
-            </w:r>
-            <w:r>
-              <w:rPr>
-                <w:rStyle w:val="a9"/>
-                <w:bCs/>
-                <w:i w:val="0"/>
-                <w:color w:val="555555"/>
-                <w:shd w:val="clear" w:color="auto" w:fill="FFFFFF"/>
-                <w:lang w:val="en-US"/>
-              </w:rPr>
-              <w:t xml:space="preserve">, </w:t>
-            </w:r>
-            <w:r>
-              <w:rPr>
-                <w:lang w:val="en-US"/>
-              </w:rPr>
-              <w:t>GOIL, GOIL IS</w:t>
-            </w:r>
-            <w:r>
-              <w:rPr>
-                <w:lang w:val="en-US"/>
-              </w:rPr>
-              <w:t xml:space="preserve">, </w:t>
-            </w:r>
-            <w:r>
-              <w:rPr>
-                <w:lang w:val="en-US"/>
-              </w:rPr>
-              <w:t>H 01H;</w:t>
-            </w:r>
-            <w:r>
-              <w:rPr>
-                <w:lang w:val="en-US"/>
-              </w:rPr>
-              <w:t xml:space="preserve"> H04R </w:t>
-            </w:r>
+                <w:lang w:val="en-US"/>
+              </w:rPr>
+            </w:pPr>
           </w:p>
         </w:tc>
         <w:tc>
@@ -1607,72 +1540,53 @@
           <w:p>
             <w:pPr>
               <w:jc w:val="both"/>
-            </w:pPr>
-            <w:r>
-              <w:t>«</w:t>
-            </w:r>
-            <w:r>
-              <w:t>Известия</w:t>
-            </w:r>
-            <w:r>
-              <w:t xml:space="preserve"> </w:t>
-            </w:r>
-            <w:r>
-              <w:t>ЮФУ</w:t>
-            </w:r>
-            <w:r>
-              <w:t xml:space="preserve">. </w:t>
-            </w:r>
-            <w:r>
-              <w:t>Технические</w:t>
-            </w:r>
-            <w:r>
-              <w:t xml:space="preserve"> </w:t>
-            </w:r>
-            <w:r>
-              <w:t>науки</w:t>
-            </w:r>
-            <w:r>
-              <w:t>»;</w:t>
-            </w:r>
-          </w:p>
-          <w:p>
-            <w:pPr>
-              <w:jc w:val="both"/>
-              <w:rPr>
-                <w:lang w:val="en-US"/>
-              </w:rPr>
-            </w:pPr>
-            <w:r>
-              <w:t>«</w:t>
-            </w:r>
-            <w:r>
-              <w:t>Известия</w:t>
-            </w:r>
-            <w:r>
-              <w:t xml:space="preserve"> </w:t>
-            </w:r>
-            <w:r>
-              <w:t>вузов</w:t>
-            </w:r>
-            <w:r>
-              <w:t xml:space="preserve"> </w:t>
-            </w:r>
-            <w:r>
-              <w:t>России</w:t>
-            </w:r>
-            <w:r>
-              <w:t xml:space="preserve">. </w:t>
-            </w:r>
-            <w:r>
-              <w:t>Радиоэлектроника</w:t>
-            </w:r>
-            <w:r>
-              <w:rPr>
-                <w:lang w:val="en-US"/>
-              </w:rPr>
-              <w:t>»</w:t>
-            </w:r>
+              <w:rPr>
+                <w:sz w:val="22"/>
+                <w:szCs w:val="22"/>
+              </w:rPr>
+            </w:pPr>
+            <w:r>
+              <w:rPr>
+                <w:sz w:val="22"/>
+                <w:szCs w:val="22"/>
+              </w:rPr>
+              <w:t>«Вестник новых медицинских технологий»</w:t>
+            </w:r>
+          </w:p>
+          <w:p>
+            <w:pPr>
+              <w:jc w:val="both"/>
+              <w:rPr>
+                <w:sz w:val="22"/>
+                <w:szCs w:val="22"/>
+              </w:rPr>
+            </w:pPr>
+          </w:p>
+          <w:p>
+            <w:pPr>
+              <w:jc w:val="both"/>
+              <w:rPr>
+                <w:sz w:val="22"/>
+                <w:szCs w:val="22"/>
+                <w:lang w:val="en-US"/>
+              </w:rPr>
+            </w:pPr>
+            <w:r>
+              <w:rPr>
+                <w:sz w:val="22"/>
+                <w:szCs w:val="22"/>
+                <w:lang w:val="en-US"/>
+              </w:rPr>
+              <w:t>«International Journal of Electrical and Electronics Engineering»</w:t>
+            </w:r>
+          </w:p>
+          <w:p>
+            <w:pPr>
+              <w:jc w:val="both"/>
+              <w:rPr>
+                <w:lang w:val="en-US"/>
+              </w:rPr>
+            </w:pPr>
           </w:p>
         </w:tc>
         <w:tc>
@@ -1680,6 +1594,11 @@
             <w:tcW w:w="1701" w:type="dxa"/>
           </w:tcPr>
           <w:p>
+            <w:r>
+              <w:t>61(091)</w:t>
+            </w:r>
+          </w:p>
+          <w:p>
             <w:pPr>
               <w:rPr>
                 <w:color w:val="000000"/>
@@ -1687,34 +1606,7 @@
               </w:rPr>
             </w:pPr>
             <w:r>
-              <w:rPr>
-                <w:color w:val="000000"/>
-                <w:lang w:val="en-US"/>
-              </w:rPr>
-              <w:t>681.586'33:531.768:629.33;</w:t>
-            </w:r>
-          </w:p>
-          <w:p>
-            <w:pPr>
-              <w:rPr>
-                <w:color w:val="000000"/>
-                <w:lang w:val="en-US"/>
-              </w:rPr>
-            </w:pPr>
-          </w:p>
-          <w:p>
-            <w:pPr>
-              <w:rPr>
-                <w:noProof/>
-                <w:lang w:val="en-US"/>
-              </w:rPr>
-            </w:pPr>
-            <w:r>
-              <w:rPr>
-                <w:noProof/>
-                <w:lang w:val="en-US"/>
-              </w:rPr>
-              <w:t>681.2:658.62.018.012</w:t>
+              <w:t>2348-8379</w:t>
             </w:r>
           </w:p>
           <w:p>
@@ -1744,11 +1636,6 @@
           <w:tcPr>
             <w:tcW w:w="2127" w:type="dxa"/>
           </w:tcPr>
-          <w:p>
-            <w:pPr>
-              <w:jc w:val="both"/>
-            </w:pPr>
-          </w:p>
           <w:p>
             <w:pPr>
               <w:jc w:val="both"/>
@@ -1758,19 +1645,7 @@
                 <w:rPr>
                   <w:rStyle w:val="a3"/>
                 </w:rPr>
-                <w:t>http://</w:t>
-              </w:r>
-              <w:r>
-                <w:rPr>
-                  <w:rStyle w:val="a3"/>
-                </w:rPr>
-                <w:t>patents.google.com/</w:t>
-              </w:r>
-              <w:r>
-                <w:rPr>
-                  <w:rStyle w:val="a3"/>
-                </w:rPr>
-                <w:t xml:space="preserve"> </w:t>
+                <w:t xml:space="preserve">http://patents.google.com/ </w:t>
               </w:r>
             </w:hyperlink>
           </w:p>
@@ -1788,7 +1663,6 @@
     <w:p/>
     <w:p>
       <w:r>
-        <w:lastRenderedPageBreak/>
         <w:t>продолжение</w:t>
       </w:r>
       <w:r>
@@ -2488,15 +2362,15 @@
         <w:tblLook w:val="01E0" w:firstRow="1" w:lastRow="1" w:firstColumn="1" w:lastColumn="1" w:noHBand="0" w:noVBand="0"/>
       </w:tblPr>
       <w:tblGrid>
-        <w:gridCol w:w="2804"/>
-        <w:gridCol w:w="2645"/>
-        <w:gridCol w:w="2644"/>
+        <w:gridCol w:w="2297"/>
+        <w:gridCol w:w="2552"/>
+        <w:gridCol w:w="3244"/>
         <w:gridCol w:w="5799"/>
       </w:tblGrid>
       <w:tr>
         <w:tc>
           <w:tcPr>
-            <w:tcW w:w="2804" w:type="dxa"/>
+            <w:tcW w:w="2297" w:type="dxa"/>
             <w:vAlign w:val="center"/>
           </w:tcPr>
           <w:p>
@@ -2510,7 +2384,7 @@
         </w:tc>
         <w:tc>
           <w:tcPr>
-            <w:tcW w:w="2645" w:type="dxa"/>
+            <w:tcW w:w="2552" w:type="dxa"/>
             <w:vAlign w:val="center"/>
           </w:tcPr>
           <w:p>
@@ -2532,7 +2406,7 @@
         </w:tc>
         <w:tc>
           <w:tcPr>
-            <w:tcW w:w="2644" w:type="dxa"/>
+            <w:tcW w:w="3244" w:type="dxa"/>
             <w:vAlign w:val="center"/>
           </w:tcPr>
           <w:p>
@@ -2570,7 +2444,7 @@
       <w:tr>
         <w:tc>
           <w:tcPr>
-            <w:tcW w:w="2804" w:type="dxa"/>
+            <w:tcW w:w="2297" w:type="dxa"/>
           </w:tcPr>
           <w:p>
             <w:pPr>
@@ -2583,7 +2457,7 @@
         </w:tc>
         <w:tc>
           <w:tcPr>
-            <w:tcW w:w="2645" w:type="dxa"/>
+            <w:tcW w:w="2552" w:type="dxa"/>
           </w:tcPr>
           <w:p>
             <w:pPr>
@@ -2596,7 +2470,7 @@
         </w:tc>
         <w:tc>
           <w:tcPr>
-            <w:tcW w:w="2644" w:type="dxa"/>
+            <w:tcW w:w="3244" w:type="dxa"/>
           </w:tcPr>
           <w:p>
             <w:pPr>
@@ -2627,7 +2501,7 @@
         </w:trPr>
         <w:tc>
           <w:tcPr>
-            <w:tcW w:w="2804" w:type="dxa"/>
+            <w:tcW w:w="2297" w:type="dxa"/>
             <w:vMerge w:val="restart"/>
           </w:tcPr>
           <w:p>
@@ -2639,38 +2513,59 @@
                 <w:sz w:val="28"/>
                 <w:szCs w:val="28"/>
               </w:rPr>
-              <w:t>Технологии кинезиотерапии и массажного воздействия</w:t>
-            </w:r>
-          </w:p>
-          <w:p>
-            <w:pPr>
-              <w:jc w:val="both"/>
-            </w:pPr>
-          </w:p>
-          <w:p>
-            <w:pPr>
-              <w:jc w:val="both"/>
-            </w:pPr>
-          </w:p>
-          <w:p>
-            <w:pPr>
-              <w:jc w:val="both"/>
-            </w:pPr>
-          </w:p>
-          <w:p>
-            <w:pPr>
-              <w:jc w:val="both"/>
-            </w:pPr>
-          </w:p>
-          <w:p>
-            <w:pPr>
-              <w:jc w:val="both"/>
-            </w:pPr>
-          </w:p>
-        </w:tc>
-        <w:tc>
-          <w:tcPr>
-            <w:tcW w:w="2645" w:type="dxa"/>
+              <w:t>Технологии кинезиотерапии и</w:t>
+            </w:r>
+            <w:r>
+              <w:rPr>
+                <w:sz w:val="28"/>
+                <w:szCs w:val="28"/>
+              </w:rPr>
+              <w:t xml:space="preserve"> </w:t>
+            </w:r>
+            <w:r>
+              <w:rPr>
+                <w:sz w:val="28"/>
+                <w:szCs w:val="28"/>
+              </w:rPr>
+              <w:t>массажного воздействия</w:t>
+            </w:r>
+            <w:r>
+              <w:rPr>
+                <w:sz w:val="28"/>
+                <w:szCs w:val="28"/>
+              </w:rPr>
+              <w:t xml:space="preserve"> </w:t>
+            </w:r>
+          </w:p>
+          <w:p>
+            <w:pPr>
+              <w:jc w:val="both"/>
+            </w:pPr>
+          </w:p>
+          <w:p>
+            <w:pPr>
+              <w:jc w:val="both"/>
+            </w:pPr>
+          </w:p>
+          <w:p>
+            <w:pPr>
+              <w:jc w:val="both"/>
+            </w:pPr>
+          </w:p>
+          <w:p>
+            <w:pPr>
+              <w:jc w:val="both"/>
+            </w:pPr>
+          </w:p>
+          <w:p>
+            <w:pPr>
+              <w:jc w:val="both"/>
+            </w:pPr>
+          </w:p>
+        </w:tc>
+        <w:tc>
+          <w:tcPr>
+            <w:tcW w:w="2552" w:type="dxa"/>
           </w:tcPr>
           <w:p>
             <w:r>
@@ -2712,21 +2607,16 @@
         </w:tc>
         <w:tc>
           <w:tcPr>
-            <w:tcW w:w="2644" w:type="dxa"/>
-          </w:tcPr>
-          <w:p>
-            <w:pPr>
-              <w:rPr>
-                <w:lang w:val="en-US"/>
-              </w:rPr>
-            </w:pPr>
-            <w:proofErr w:type="spellStart"/>
-            <w:r>
-              <w:t>Пайкачев</w:t>
-            </w:r>
-            <w:proofErr w:type="spellEnd"/>
-            <w:r>
-              <w:t xml:space="preserve"> Евгений Валерьевич</w:t>
+            <w:tcW w:w="3244" w:type="dxa"/>
+          </w:tcPr>
+          <w:p>
+            <w:pPr>
+              <w:rPr>
+                <w:lang w:val="en-US"/>
+              </w:rPr>
+            </w:pPr>
+            <w:r>
+              <w:t>Пайкачев Евгений Валерьевич</w:t>
             </w:r>
             <w:r>
               <w:rPr>
@@ -2745,19 +2635,11 @@
               <w:rPr>
                 <w:lang w:val="en-US"/>
               </w:rPr>
-              <w:t>(RU</w:t>
-            </w:r>
-            <w:proofErr w:type="gramStart"/>
-            <w:r>
-              <w:rPr>
-                <w:lang w:val="en-US"/>
-              </w:rPr>
-              <w:t xml:space="preserve">),  </w:t>
+              <w:t xml:space="preserve">(RU),  </w:t>
             </w:r>
             <w:r>
               <w:t>2024110912</w:t>
             </w:r>
-            <w:proofErr w:type="gramEnd"/>
             <w:r>
               <w:rPr>
                 <w:lang w:val="en-US"/>
@@ -2804,7 +2686,7 @@
         </w:trPr>
         <w:tc>
           <w:tcPr>
-            <w:tcW w:w="2804" w:type="dxa"/>
+            <w:tcW w:w="2297" w:type="dxa"/>
             <w:vMerge/>
           </w:tcPr>
           <w:p>
@@ -2819,7 +2701,7 @@
         </w:tc>
         <w:tc>
           <w:tcPr>
-            <w:tcW w:w="2645" w:type="dxa"/>
+            <w:tcW w:w="2552" w:type="dxa"/>
           </w:tcPr>
           <w:p>
             <w:pPr>
@@ -2887,22 +2769,14 @@
         </w:tc>
         <w:tc>
           <w:tcPr>
-            <w:tcW w:w="2644" w:type="dxa"/>
-          </w:tcPr>
-          <w:p>
-            <w:pPr>
-              <w:jc w:val="both"/>
-            </w:pPr>
-            <w:r>
-              <w:t xml:space="preserve">НУГА МЕДИКАЛ КО., </w:t>
-            </w:r>
-            <w:proofErr w:type="gramStart"/>
-            <w:r>
-              <w:t>ЛТД.(</w:t>
-            </w:r>
-            <w:proofErr w:type="gramEnd"/>
-            <w:r>
-              <w:t>KR)</w:t>
+            <w:tcW w:w="3244" w:type="dxa"/>
+          </w:tcPr>
+          <w:p>
+            <w:pPr>
+              <w:jc w:val="both"/>
+            </w:pPr>
+            <w:r>
+              <w:t>НУГА МЕДИКАЛ КО., ЛТД.(KR)</w:t>
             </w:r>
             <w:r>
               <w:t xml:space="preserve">, </w:t>
@@ -2917,13 +2791,7 @@
               <w:t xml:space="preserve">, </w:t>
             </w:r>
             <w:r>
-              <w:t>08.12.2021</w:t>
-            </w:r>
-            <w:r>
-              <w:t xml:space="preserve">, </w:t>
-            </w:r>
-            <w:r>
-              <w:t>12.08.2022</w:t>
+              <w:t>08.12.2021, 12.08.2022</w:t>
             </w:r>
           </w:p>
         </w:tc>
@@ -2984,7 +2852,7 @@
         </w:trPr>
         <w:tc>
           <w:tcPr>
-            <w:tcW w:w="2804" w:type="dxa"/>
+            <w:tcW w:w="2297" w:type="dxa"/>
             <w:vMerge/>
           </w:tcPr>
           <w:p>
@@ -2999,7 +2867,7 @@
         </w:tc>
         <w:tc>
           <w:tcPr>
-            <w:tcW w:w="2645" w:type="dxa"/>
+            <w:tcW w:w="2552" w:type="dxa"/>
           </w:tcPr>
           <w:p>
             <w:r>
@@ -3033,7 +2901,7 @@
         </w:tc>
         <w:tc>
           <w:tcPr>
-            <w:tcW w:w="2644" w:type="dxa"/>
+            <w:tcW w:w="3244" w:type="dxa"/>
           </w:tcPr>
           <w:p>
             <w:pPr>
@@ -3044,13 +2912,8 @@
                 <w:lang w:val="en-US"/>
               </w:rPr>
             </w:pPr>
-            <w:proofErr w:type="spellStart"/>
-            <w:r>
-              <w:t>ДжейТиЭл</w:t>
-            </w:r>
-            <w:proofErr w:type="spellEnd"/>
-            <w:r>
-              <w:t xml:space="preserve"> ЭНТЕРПРАЙЗЕС, ИНК. (US)</w:t>
+            <w:r>
+              <w:t>ДжейТиЭл ЭНТЕРПРАЙЗЕС, ИНК. (US)</w:t>
             </w:r>
             <w:r>
               <w:rPr>
@@ -3101,7 +2964,7 @@
         </w:trPr>
         <w:tc>
           <w:tcPr>
-            <w:tcW w:w="2804" w:type="dxa"/>
+            <w:tcW w:w="2297" w:type="dxa"/>
             <w:vMerge/>
           </w:tcPr>
           <w:p>
@@ -3116,7 +2979,7 @@
         </w:tc>
         <w:tc>
           <w:tcPr>
-            <w:tcW w:w="2645" w:type="dxa"/>
+            <w:tcW w:w="2552" w:type="dxa"/>
           </w:tcPr>
           <w:p>
             <w:pPr>
@@ -3192,25 +3055,17 @@
         </w:tc>
         <w:tc>
           <w:tcPr>
-            <w:tcW w:w="2644" w:type="dxa"/>
-          </w:tcPr>
-          <w:p>
-            <w:pPr>
-              <w:jc w:val="both"/>
-              <w:rPr>
-                <w:lang w:val="en-US"/>
-              </w:rPr>
-            </w:pPr>
-            <w:r>
-              <w:t xml:space="preserve">КЕРАДЖЕМ КО., </w:t>
-            </w:r>
-            <w:proofErr w:type="gramStart"/>
-            <w:r>
-              <w:t>ЛТД.(</w:t>
-            </w:r>
-            <w:proofErr w:type="gramEnd"/>
-            <w:r>
-              <w:t>KR)</w:t>
+            <w:tcW w:w="3244" w:type="dxa"/>
+          </w:tcPr>
+          <w:p>
+            <w:pPr>
+              <w:jc w:val="both"/>
+              <w:rPr>
+                <w:lang w:val="en-US"/>
+              </w:rPr>
+            </w:pPr>
+            <w:r>
+              <w:t>КЕРАДЖЕМ КО., ЛТД.(KR)</w:t>
             </w:r>
             <w:r>
               <w:rPr>
@@ -3267,7 +3122,7 @@
         </w:trPr>
         <w:tc>
           <w:tcPr>
-            <w:tcW w:w="2804" w:type="dxa"/>
+            <w:tcW w:w="2297" w:type="dxa"/>
             <w:vMerge/>
           </w:tcPr>
           <w:p>
@@ -3282,7 +3137,7 @@
         </w:tc>
         <w:tc>
           <w:tcPr>
-            <w:tcW w:w="2645" w:type="dxa"/>
+            <w:tcW w:w="2552" w:type="dxa"/>
           </w:tcPr>
           <w:p>
             <w:pPr>
@@ -3345,32 +3200,14 @@
         </w:tc>
         <w:tc>
           <w:tcPr>
-            <w:tcW w:w="2644" w:type="dxa"/>
-          </w:tcPr>
-          <w:p>
-            <w:pPr>
-              <w:jc w:val="both"/>
-            </w:pPr>
-            <w:r>
-              <w:t>ФГБУ "НМИЦ РК" Минздрава России (RU)</w:t>
-            </w:r>
-            <w:r>
-              <w:t xml:space="preserve">, </w:t>
-            </w:r>
-            <w:r>
-              <w:t>2024121297</w:t>
-            </w:r>
-            <w:r>
-              <w:t xml:space="preserve">, </w:t>
-            </w:r>
-            <w:r>
-              <w:t>26.07.2024</w:t>
-            </w:r>
-            <w:r>
-              <w:t xml:space="preserve">, </w:t>
-            </w:r>
-            <w:r>
-              <w:t>26.07.2024</w:t>
+            <w:tcW w:w="3244" w:type="dxa"/>
+          </w:tcPr>
+          <w:p>
+            <w:pPr>
+              <w:jc w:val="both"/>
+            </w:pPr>
+            <w:r>
+              <w:t>ФГБУ "НМИЦ РК" Минздрава России (RU), 2024121297, 26.07.2024, 26.07.2024</w:t>
             </w:r>
           </w:p>
         </w:tc>
@@ -3383,15 +3220,7 @@
               <w:jc w:val="both"/>
             </w:pPr>
             <w:r>
-              <w:t xml:space="preserve">Способ комплексной коррекции мышечной </w:t>
-            </w:r>
-            <w:proofErr w:type="spellStart"/>
-            <w:r>
-              <w:t>спастичности</w:t>
-            </w:r>
-            <w:proofErr w:type="spellEnd"/>
-            <w:r>
-              <w:t xml:space="preserve"> у пациентов в раннем восстановительном периоде после инсульта</w:t>
+              <w:t>Способ комплексной коррекции мышечной спастичности у пациентов в раннем восстановительном периоде после инсульта</w:t>
             </w:r>
           </w:p>
         </w:tc>
@@ -3402,7 +3231,7 @@
         </w:trPr>
         <w:tc>
           <w:tcPr>
-            <w:tcW w:w="2804" w:type="dxa"/>
+            <w:tcW w:w="2297" w:type="dxa"/>
             <w:vMerge/>
           </w:tcPr>
           <w:p>
@@ -3417,27 +3246,21 @@
         </w:tc>
         <w:tc>
           <w:tcPr>
-            <w:tcW w:w="2645" w:type="dxa"/>
+            <w:tcW w:w="2552" w:type="dxa"/>
           </w:tcPr>
           <w:p>
             <w:r>
               <w:t>РФ</w:t>
             </w:r>
             <w:r>
+              <w:t>, 229 786</w:t>
+            </w:r>
+            <w:r>
+              <w:t xml:space="preserve"> U1</w:t>
+            </w:r>
+            <w:r>
               <w:t xml:space="preserve">, </w:t>
             </w:r>
-            <w:r>
-              <w:t>229 786</w:t>
-            </w:r>
-            <w:r>
-              <w:t xml:space="preserve"> </w:t>
-            </w:r>
-            <w:r>
-              <w:t>U1</w:t>
-            </w:r>
-            <w:r>
-              <w:t xml:space="preserve">, </w:t>
-            </w:r>
           </w:p>
           <w:p>
             <w:r>
@@ -3447,26 +3270,21 @@
         </w:tc>
         <w:tc>
           <w:tcPr>
-            <w:tcW w:w="2644" w:type="dxa"/>
-          </w:tcPr>
-          <w:p>
-            <w:r>
-              <w:t>Общество с ограниченной ответственностью "ЛАРЗОН" (RU</w:t>
+            <w:tcW w:w="3244" w:type="dxa"/>
+          </w:tcPr>
+          <w:p>
+            <w:r>
+              <w:t xml:space="preserve">Общество с ограниченной ответственностью </w:t>
+            </w:r>
+            <w:r>
+              <w:lastRenderedPageBreak/>
+              <w:t>"ЛАРЗОН" (RU</w:t>
             </w:r>
             <w:r>
               <w:t>)</w:t>
             </w:r>
             <w:r>
-              <w:t xml:space="preserve">, </w:t>
-            </w:r>
-            <w:r>
-              <w:t>26.06.2024</w:t>
-            </w:r>
-            <w:r>
-              <w:t xml:space="preserve">, </w:t>
-            </w:r>
-            <w:r>
-              <w:t>30.10.2024</w:t>
+              <w:t>, 26.06.2024, 30.10.2024</w:t>
             </w:r>
           </w:p>
         </w:tc>
@@ -3476,6 +3294,7 @@
           </w:tcPr>
           <w:p>
             <w:r>
+              <w:lastRenderedPageBreak/>
               <w:t>ЭЛЕМЕНТ МАССАЖНОГО КОВРИКА</w:t>
             </w:r>
           </w:p>
@@ -3487,7 +3306,7 @@
         </w:trPr>
         <w:tc>
           <w:tcPr>
-            <w:tcW w:w="2804" w:type="dxa"/>
+            <w:tcW w:w="2297" w:type="dxa"/>
             <w:vMerge/>
           </w:tcPr>
           <w:p>
@@ -3502,7 +3321,7 @@
         </w:tc>
         <w:tc>
           <w:tcPr>
-            <w:tcW w:w="2645" w:type="dxa"/>
+            <w:tcW w:w="2552" w:type="dxa"/>
           </w:tcPr>
           <w:p>
             <w:pPr>
@@ -3524,19 +3343,7 @@
               <w:rPr>
                 <w:lang w:val="en-US"/>
               </w:rPr>
-              <w:t>228</w:t>
-            </w:r>
-            <w:r>
-              <w:rPr>
-                <w:lang w:val="en-US"/>
-              </w:rPr>
-              <w:t> </w:t>
-            </w:r>
-            <w:r>
-              <w:rPr>
-                <w:lang w:val="en-US"/>
-              </w:rPr>
-              <w:t>976</w:t>
+              <w:t>228 976</w:t>
             </w:r>
             <w:r>
               <w:rPr>
@@ -3574,26 +3381,14 @@
         </w:tc>
         <w:tc>
           <w:tcPr>
-            <w:tcW w:w="2644" w:type="dxa"/>
-          </w:tcPr>
-          <w:p>
-            <w:pPr>
-              <w:jc w:val="both"/>
-            </w:pPr>
-            <w:r>
-              <w:t>Общество с ограниченной ответственностью "ИНТЕРФИН" (RU)</w:t>
-            </w:r>
-            <w:r>
-              <w:t xml:space="preserve">, </w:t>
-            </w:r>
-            <w:r>
-              <w:t>05.06.2024</w:t>
-            </w:r>
-            <w:r>
-              <w:t xml:space="preserve">, </w:t>
-            </w:r>
-            <w:r>
-              <w:t>18.09.2024</w:t>
+            <w:tcW w:w="3244" w:type="dxa"/>
+          </w:tcPr>
+          <w:p>
+            <w:pPr>
+              <w:jc w:val="both"/>
+            </w:pPr>
+            <w:r>
+              <w:t>Общество с ограниченной ответственностью "ИНТЕРФИН" (RU), 05.06.2024, 18.09.2024</w:t>
             </w:r>
           </w:p>
         </w:tc>
@@ -3608,70 +3403,8 @@
                 <w:lang w:val="en-US"/>
               </w:rPr>
             </w:pPr>
-            <w:proofErr w:type="spellStart"/>
-            <w:r>
-              <w:t>Магнитотерапевтический</w:t>
-            </w:r>
-            <w:proofErr w:type="spellEnd"/>
-            <w:r>
-              <w:t xml:space="preserve"> аппарат</w:t>
-            </w:r>
-          </w:p>
-        </w:tc>
-      </w:tr>
-      <w:tr>
-        <w:tblPrEx>
-          <w:tblLook w:val="04A0" w:firstRow="1" w:lastRow="0" w:firstColumn="1" w:lastColumn="0" w:noHBand="0" w:noVBand="1"/>
-        </w:tblPrEx>
-        <w:tc>
-          <w:tcPr>
-            <w:tcW w:w="2804" w:type="dxa"/>
-          </w:tcPr>
-          <w:p>
-            <w:pPr>
-              <w:jc w:val="center"/>
-            </w:pPr>
-            <w:r>
-              <w:t>1</w:t>
-            </w:r>
-          </w:p>
-        </w:tc>
-        <w:tc>
-          <w:tcPr>
-            <w:tcW w:w="2645" w:type="dxa"/>
-          </w:tcPr>
-          <w:p>
-            <w:pPr>
-              <w:jc w:val="center"/>
-            </w:pPr>
-            <w:r>
-              <w:t>2</w:t>
-            </w:r>
-          </w:p>
-        </w:tc>
-        <w:tc>
-          <w:tcPr>
-            <w:tcW w:w="2644" w:type="dxa"/>
-          </w:tcPr>
-          <w:p>
-            <w:pPr>
-              <w:jc w:val="center"/>
-            </w:pPr>
-            <w:r>
-              <w:t>3</w:t>
-            </w:r>
-          </w:p>
-        </w:tc>
-        <w:tc>
-          <w:tcPr>
-            <w:tcW w:w="5799" w:type="dxa"/>
-          </w:tcPr>
-          <w:p>
-            <w:pPr>
-              <w:jc w:val="center"/>
-            </w:pPr>
-            <w:r>
-              <w:t>4</w:t>
+            <w:r>
+              <w:t>Магнитотерапевтический аппарат</w:t>
             </w:r>
           </w:p>
         </w:tc>
@@ -3682,7 +3415,7 @@
         </w:trPr>
         <w:tc>
           <w:tcPr>
-            <w:tcW w:w="2804" w:type="dxa"/>
+            <w:tcW w:w="2297" w:type="dxa"/>
             <w:vMerge w:val="restart"/>
           </w:tcPr>
           <w:p>
@@ -3697,7 +3430,7 @@
         </w:tc>
         <w:tc>
           <w:tcPr>
-            <w:tcW w:w="2645" w:type="dxa"/>
+            <w:tcW w:w="2552" w:type="dxa"/>
           </w:tcPr>
           <w:p>
             <w:pPr>
@@ -3779,39 +3512,14 @@
         </w:tc>
         <w:tc>
           <w:tcPr>
-            <w:tcW w:w="2644" w:type="dxa"/>
-          </w:tcPr>
-          <w:p>
-            <w:pPr>
-              <w:jc w:val="both"/>
-            </w:pPr>
-            <w:r>
-              <w:t xml:space="preserve">Дунгуань </w:t>
-            </w:r>
-            <w:proofErr w:type="spellStart"/>
-            <w:r>
-              <w:t>Цюньань</w:t>
-            </w:r>
-            <w:proofErr w:type="spellEnd"/>
-            <w:r>
-              <w:t xml:space="preserve"> Технолоджи Ко., Лтд. (CN)</w:t>
-            </w:r>
-            <w:r>
-              <w:t xml:space="preserve">, </w:t>
-            </w:r>
-            <w:r>
-              <w:t>30.11.2023</w:t>
-            </w:r>
-            <w:proofErr w:type="gramStart"/>
-            <w:r>
-              <w:t xml:space="preserve">, </w:t>
-            </w:r>
-            <w:r>
-              <w:t xml:space="preserve"> 13</w:t>
-            </w:r>
-            <w:proofErr w:type="gramEnd"/>
-            <w:r>
-              <w:t>.08.2024</w:t>
+            <w:tcW w:w="3244" w:type="dxa"/>
+          </w:tcPr>
+          <w:p>
+            <w:pPr>
+              <w:jc w:val="both"/>
+            </w:pPr>
+            <w:r>
+              <w:t>Дунгуань Цюньань Технолоджи Ко., Лтд. (CN), 30.11.2023,  13.08.2024</w:t>
             </w:r>
           </w:p>
         </w:tc>
@@ -3838,7 +3546,7 @@
         </w:trPr>
         <w:tc>
           <w:tcPr>
-            <w:tcW w:w="2804" w:type="dxa"/>
+            <w:tcW w:w="2297" w:type="dxa"/>
             <w:vMerge/>
           </w:tcPr>
           <w:p>
@@ -3853,7 +3561,7 @@
         </w:tc>
         <w:tc>
           <w:tcPr>
-            <w:tcW w:w="2645" w:type="dxa"/>
+            <w:tcW w:w="2552" w:type="dxa"/>
           </w:tcPr>
           <w:p>
             <w:pPr>
@@ -3874,16 +3582,7 @@
               <w:t xml:space="preserve">, </w:t>
             </w:r>
             <w:r>
-              <w:t>2 818</w:t>
-            </w:r>
-            <w:r>
-              <w:t> </w:t>
-            </w:r>
-            <w:r>
-              <w:t>452</w:t>
-            </w:r>
-            <w:r>
-              <w:t xml:space="preserve"> </w:t>
+              <w:t xml:space="preserve">2 818 452 </w:t>
             </w:r>
             <w:r>
               <w:rPr>
@@ -3919,26 +3618,14 @@
         </w:tc>
         <w:tc>
           <w:tcPr>
-            <w:tcW w:w="2644" w:type="dxa"/>
-          </w:tcPr>
-          <w:p>
-            <w:pPr>
-              <w:jc w:val="both"/>
-            </w:pPr>
-            <w:r>
-              <w:t>Общество с ограниченной ответственностью "МЕДПЛАНТ" (RU)</w:t>
-            </w:r>
-            <w:r>
-              <w:t xml:space="preserve">, </w:t>
-            </w:r>
-            <w:r>
-              <w:t>11.09.2023</w:t>
-            </w:r>
-            <w:r>
-              <w:t xml:space="preserve">, </w:t>
-            </w:r>
-            <w:r>
-              <w:t>02.05.2024</w:t>
+            <w:tcW w:w="3244" w:type="dxa"/>
+          </w:tcPr>
+          <w:p>
+            <w:pPr>
+              <w:jc w:val="both"/>
+            </w:pPr>
+            <w:r>
+              <w:t>Общество с ограниченной ответственностью "МЕДПЛАНТ" (RU), 11.09.2023, 02.05.2024</w:t>
             </w:r>
           </w:p>
         </w:tc>
@@ -3962,7 +3649,7 @@
         </w:trPr>
         <w:tc>
           <w:tcPr>
-            <w:tcW w:w="2804" w:type="dxa"/>
+            <w:tcW w:w="2297" w:type="dxa"/>
             <w:vMerge/>
           </w:tcPr>
           <w:p>
@@ -3977,7 +3664,7 @@
         </w:tc>
         <w:tc>
           <w:tcPr>
-            <w:tcW w:w="2645" w:type="dxa"/>
+            <w:tcW w:w="2552" w:type="dxa"/>
           </w:tcPr>
           <w:p>
             <w:pPr>
@@ -4034,7 +3721,7 @@
         </w:tc>
         <w:tc>
           <w:tcPr>
-            <w:tcW w:w="2644" w:type="dxa"/>
+            <w:tcW w:w="3244" w:type="dxa"/>
           </w:tcPr>
           <w:p>
             <w:pPr>
@@ -4078,21 +3765,10 @@
               <w:jc w:val="both"/>
             </w:pPr>
             <w:r>
-              <w:rPr>
-                <w:lang w:val="en-US"/>
-              </w:rPr>
               <w:t>“</w:t>
             </w:r>
             <w:r>
-              <w:t xml:space="preserve">Микрохирургия </w:t>
-            </w:r>
-            <w:proofErr w:type="gramStart"/>
-            <w:r>
-              <w:t>глаза“ имени</w:t>
-            </w:r>
-            <w:proofErr w:type="gramEnd"/>
-            <w:r>
-              <w:t xml:space="preserve"> академика</w:t>
+              <w:t>Микрохирургия глаза“ имени академика</w:t>
             </w:r>
           </w:p>
           <w:p>
@@ -4144,15 +3820,7 @@
               <w:jc w:val="both"/>
             </w:pPr>
             <w:r>
-              <w:t xml:space="preserve">Микрохирургический инструмент для проведения массажа </w:t>
-            </w:r>
-            <w:proofErr w:type="spellStart"/>
-            <w:r>
-              <w:t>мейбомиевых</w:t>
-            </w:r>
-            <w:proofErr w:type="spellEnd"/>
-            <w:r>
-              <w:t xml:space="preserve"> желез при их дисфункции</w:t>
+              <w:t>Микрохирургический инструмент для проведения массажа мейбомиевых желез при их дисфункции</w:t>
             </w:r>
           </w:p>
         </w:tc>
@@ -4448,14 +4116,14 @@
         <w:ind w:left="57" w:right="57" w:hanging="57"/>
         <w:jc w:val="both"/>
         <w:rPr>
-          <w:sz w:val="28"/>
-          <w:szCs w:val="28"/>
-        </w:rPr>
-      </w:pPr>
-      <w:r>
-        <w:rPr>
-          <w:sz w:val="28"/>
-          <w:szCs w:val="28"/>
+          <w:sz w:val="26"/>
+          <w:szCs w:val="26"/>
+        </w:rPr>
+      </w:pPr>
+      <w:r>
+        <w:rPr>
+          <w:sz w:val="26"/>
+          <w:szCs w:val="26"/>
         </w:rPr>
         <w:lastRenderedPageBreak/>
         <w:t>Поиск проведен в соответствии с заданием и Регламентом поиска.</w:t>
@@ -4466,160 +4134,132 @@
         <w:ind w:right="57"/>
         <w:jc w:val="both"/>
         <w:rPr>
-          <w:sz w:val="28"/>
-          <w:szCs w:val="28"/>
-        </w:rPr>
-      </w:pPr>
-      <w:r>
-        <w:rPr>
-          <w:sz w:val="28"/>
-          <w:szCs w:val="28"/>
+          <w:sz w:val="26"/>
+          <w:szCs w:val="26"/>
+        </w:rPr>
+      </w:pPr>
+      <w:r>
+        <w:rPr>
+          <w:sz w:val="26"/>
+          <w:szCs w:val="26"/>
         </w:rPr>
         <w:t xml:space="preserve">Начало поиска – </w:t>
       </w:r>
       <w:r>
         <w:rPr>
-          <w:sz w:val="28"/>
-          <w:szCs w:val="28"/>
-        </w:rPr>
-        <w:t>«</w:t>
-      </w:r>
-      <w:r>
-        <w:rPr>
-          <w:sz w:val="28"/>
-          <w:szCs w:val="28"/>
+          <w:sz w:val="26"/>
+          <w:szCs w:val="26"/>
+        </w:rPr>
+        <w:t>«2</w:t>
+      </w:r>
+      <w:r>
+        <w:rPr>
+          <w:sz w:val="26"/>
+          <w:szCs w:val="26"/>
+        </w:rPr>
+        <w:t>4</w:t>
+      </w:r>
+      <w:r>
+        <w:rPr>
+          <w:sz w:val="26"/>
+          <w:szCs w:val="26"/>
+        </w:rPr>
+        <w:t xml:space="preserve">» </w:t>
+      </w:r>
+      <w:r>
+        <w:rPr>
+          <w:sz w:val="26"/>
+          <w:szCs w:val="26"/>
+          <w:u w:val="single"/>
+        </w:rPr>
+        <w:t>февраля</w:t>
+      </w:r>
+      <w:r>
+        <w:rPr>
+          <w:sz w:val="26"/>
+          <w:szCs w:val="26"/>
+        </w:rPr>
+        <w:t xml:space="preserve"> </w:t>
+      </w:r>
+      <w:r>
+        <w:rPr>
+          <w:sz w:val="26"/>
+          <w:szCs w:val="26"/>
+        </w:rPr>
+        <w:t>20</w:t>
+      </w:r>
+      <w:r>
+        <w:rPr>
+          <w:sz w:val="26"/>
+          <w:szCs w:val="26"/>
+          <w:u w:val="single"/>
+        </w:rPr>
+        <w:t>1</w:t>
+      </w:r>
+      <w:r>
+        <w:rPr>
+          <w:sz w:val="26"/>
+          <w:szCs w:val="26"/>
+          <w:u w:val="single"/>
+        </w:rPr>
+        <w:t>5</w:t>
+      </w:r>
+      <w:r>
+        <w:rPr>
+          <w:sz w:val="26"/>
+          <w:szCs w:val="26"/>
+        </w:rPr>
+        <w:t xml:space="preserve"> г.; окончание поиска – «2</w:t>
+      </w:r>
+      <w:r>
+        <w:rPr>
+          <w:sz w:val="26"/>
+          <w:szCs w:val="26"/>
+        </w:rPr>
+        <w:t>4</w:t>
+      </w:r>
+      <w:r>
+        <w:rPr>
+          <w:sz w:val="26"/>
+          <w:szCs w:val="26"/>
+        </w:rPr>
+        <w:t xml:space="preserve">» </w:t>
+      </w:r>
+      <w:r>
+        <w:rPr>
+          <w:sz w:val="26"/>
+          <w:szCs w:val="26"/>
+          <w:u w:val="single"/>
+        </w:rPr>
+        <w:t>февраля</w:t>
+      </w:r>
+      <w:r>
+        <w:rPr>
+          <w:sz w:val="26"/>
+          <w:szCs w:val="26"/>
+        </w:rPr>
+        <w:t xml:space="preserve"> 20</w:t>
+      </w:r>
+      <w:r>
+        <w:rPr>
+          <w:sz w:val="26"/>
+          <w:szCs w:val="26"/>
+          <w:u w:val="single"/>
         </w:rPr>
         <w:t>2</w:t>
       </w:r>
       <w:r>
         <w:rPr>
-          <w:sz w:val="28"/>
-          <w:szCs w:val="28"/>
-        </w:rPr>
-        <w:t>4</w:t>
-      </w:r>
-      <w:r>
-        <w:rPr>
-          <w:sz w:val="28"/>
-          <w:szCs w:val="28"/>
-        </w:rPr>
-        <w:t>»</w:t>
-      </w:r>
-      <w:r>
-        <w:rPr>
-          <w:sz w:val="28"/>
-          <w:szCs w:val="28"/>
-        </w:rPr>
-        <w:t xml:space="preserve"> </w:t>
-      </w:r>
-      <w:r>
-        <w:rPr>
-          <w:sz w:val="28"/>
-          <w:szCs w:val="28"/>
+          <w:sz w:val="26"/>
+          <w:szCs w:val="26"/>
           <w:u w:val="single"/>
         </w:rPr>
-        <w:t>февраля</w:t>
-      </w:r>
-      <w:r>
-        <w:rPr>
-          <w:sz w:val="28"/>
-          <w:szCs w:val="28"/>
-        </w:rPr>
-        <w:t xml:space="preserve"> </w:t>
-      </w:r>
-      <w:r>
-        <w:rPr>
-          <w:sz w:val="28"/>
-          <w:szCs w:val="28"/>
-        </w:rPr>
-        <w:t>20</w:t>
-      </w:r>
-      <w:r>
-        <w:rPr>
-          <w:sz w:val="28"/>
-          <w:szCs w:val="28"/>
-          <w:u w:val="single"/>
-        </w:rPr>
-        <w:t>1</w:t>
-      </w:r>
-      <w:r>
-        <w:rPr>
-          <w:sz w:val="28"/>
-          <w:szCs w:val="28"/>
-          <w:u w:val="single"/>
-        </w:rPr>
         <w:t>5</w:t>
       </w:r>
       <w:r>
         <w:rPr>
-          <w:sz w:val="28"/>
-          <w:szCs w:val="28"/>
-        </w:rPr>
-        <w:t xml:space="preserve"> г.; окончание поиска – «</w:t>
-      </w:r>
-      <w:r>
-        <w:rPr>
-          <w:sz w:val="28"/>
-          <w:szCs w:val="28"/>
-        </w:rPr>
-        <w:t>2</w:t>
-      </w:r>
-      <w:r>
-        <w:rPr>
-          <w:sz w:val="28"/>
-          <w:szCs w:val="28"/>
-        </w:rPr>
-        <w:t>4</w:t>
-      </w:r>
-      <w:r>
-        <w:rPr>
-          <w:sz w:val="28"/>
-          <w:szCs w:val="28"/>
-        </w:rPr>
-        <w:t>»</w:t>
-      </w:r>
-      <w:r>
-        <w:rPr>
-          <w:sz w:val="28"/>
-          <w:szCs w:val="28"/>
-        </w:rPr>
-        <w:t xml:space="preserve"> </w:t>
-      </w:r>
-      <w:r>
-        <w:rPr>
-          <w:sz w:val="28"/>
-          <w:szCs w:val="28"/>
-          <w:u w:val="single"/>
-        </w:rPr>
-        <w:t>февраля</w:t>
-      </w:r>
-      <w:r>
-        <w:rPr>
-          <w:sz w:val="28"/>
-          <w:szCs w:val="28"/>
-        </w:rPr>
-        <w:t xml:space="preserve"> 20</w:t>
-      </w:r>
-      <w:r>
-        <w:rPr>
-          <w:sz w:val="28"/>
-          <w:szCs w:val="28"/>
-          <w:u w:val="single"/>
-        </w:rPr>
-        <w:t>2</w:t>
-      </w:r>
-      <w:r>
-        <w:rPr>
-          <w:sz w:val="28"/>
-          <w:szCs w:val="28"/>
-          <w:u w:val="single"/>
-        </w:rPr>
-        <w:t>5</w:t>
-      </w:r>
-      <w:r>
-        <w:rPr>
-          <w:sz w:val="28"/>
-          <w:szCs w:val="28"/>
+          <w:sz w:val="26"/>
+          <w:szCs w:val="26"/>
         </w:rPr>
         <w:t xml:space="preserve"> г.</w:t>
       </w:r>
@@ -4629,14 +4269,14 @@
         <w:ind w:right="57"/>
         <w:jc w:val="both"/>
         <w:rPr>
-          <w:sz w:val="28"/>
-          <w:szCs w:val="28"/>
-        </w:rPr>
-      </w:pPr>
-      <w:r>
-        <w:rPr>
-          <w:sz w:val="28"/>
-          <w:szCs w:val="28"/>
+          <w:sz w:val="26"/>
+          <w:szCs w:val="26"/>
+        </w:rPr>
+      </w:pPr>
+      <w:r>
+        <w:rPr>
+          <w:sz w:val="26"/>
+          <w:szCs w:val="26"/>
         </w:rPr>
         <w:t xml:space="preserve">Сведения о выполнении регламента поиска (указывают полноту выполнения регламента поиска, отступление от требований регламента, причины этих отступлений) </w:t>
       </w:r>
@@ -4646,111 +4286,126 @@
         <w:ind w:left="57" w:right="57" w:hanging="57"/>
         <w:jc w:val="both"/>
         <w:rPr>
-          <w:sz w:val="28"/>
-          <w:szCs w:val="28"/>
-        </w:rPr>
-      </w:pPr>
-      <w:r>
-        <w:rPr>
-          <w:sz w:val="28"/>
-          <w:szCs w:val="28"/>
+          <w:sz w:val="26"/>
+          <w:szCs w:val="26"/>
+        </w:rPr>
+      </w:pPr>
+      <w:r>
+        <w:rPr>
+          <w:sz w:val="26"/>
+          <w:szCs w:val="26"/>
           <w:u w:val="single"/>
         </w:rPr>
         <w:tab/>
       </w:r>
       <w:r>
         <w:rPr>
-          <w:sz w:val="28"/>
-          <w:szCs w:val="28"/>
+          <w:sz w:val="26"/>
+          <w:szCs w:val="26"/>
           <w:u w:val="single"/>
         </w:rPr>
         <w:tab/>
-        <w:t>р</w:t>
-      </w:r>
-      <w:r>
-        <w:rPr>
-          <w:sz w:val="28"/>
-          <w:szCs w:val="28"/>
+      </w:r>
+      <w:r>
+        <w:rPr>
+          <w:sz w:val="26"/>
+          <w:szCs w:val="26"/>
           <w:u w:val="single"/>
         </w:rPr>
+        <w:t>Р</w:t>
+      </w:r>
+      <w:r>
+        <w:rPr>
+          <w:sz w:val="26"/>
+          <w:szCs w:val="26"/>
+          <w:u w:val="single"/>
+        </w:rPr>
         <w:t>егламент поиска выполнен полностью без отступлений</w:t>
       </w:r>
       <w:r>
         <w:rPr>
-          <w:sz w:val="28"/>
-          <w:szCs w:val="28"/>
+          <w:sz w:val="26"/>
+          <w:szCs w:val="26"/>
           <w:u w:val="single"/>
         </w:rPr>
+        <w:t>.</w:t>
+      </w:r>
+      <w:r>
+        <w:rPr>
+          <w:sz w:val="26"/>
+          <w:szCs w:val="26"/>
+          <w:u w:val="single"/>
+        </w:rPr>
         <w:tab/>
       </w:r>
       <w:r>
         <w:rPr>
-          <w:sz w:val="28"/>
-          <w:szCs w:val="28"/>
+          <w:sz w:val="26"/>
+          <w:szCs w:val="26"/>
           <w:u w:val="single"/>
         </w:rPr>
         <w:tab/>
       </w:r>
       <w:r>
         <w:rPr>
-          <w:sz w:val="28"/>
-          <w:szCs w:val="28"/>
+          <w:sz w:val="26"/>
+          <w:szCs w:val="26"/>
           <w:u w:val="single"/>
         </w:rPr>
         <w:tab/>
       </w:r>
       <w:r>
         <w:rPr>
-          <w:sz w:val="28"/>
-          <w:szCs w:val="28"/>
+          <w:sz w:val="26"/>
+          <w:szCs w:val="26"/>
           <w:u w:val="single"/>
         </w:rPr>
         <w:tab/>
       </w:r>
       <w:r>
         <w:rPr>
-          <w:sz w:val="28"/>
-          <w:szCs w:val="28"/>
+          <w:sz w:val="26"/>
+          <w:szCs w:val="26"/>
           <w:u w:val="single"/>
         </w:rPr>
         <w:tab/>
       </w:r>
       <w:r>
         <w:rPr>
-          <w:sz w:val="28"/>
-          <w:szCs w:val="28"/>
+          <w:sz w:val="26"/>
+          <w:szCs w:val="26"/>
           <w:u w:val="single"/>
         </w:rPr>
         <w:tab/>
       </w:r>
       <w:r>
         <w:rPr>
-          <w:sz w:val="28"/>
-          <w:szCs w:val="28"/>
+          <w:sz w:val="26"/>
+          <w:szCs w:val="26"/>
           <w:u w:val="single"/>
         </w:rPr>
         <w:tab/>
       </w:r>
       <w:r>
         <w:rPr>
-          <w:sz w:val="28"/>
-          <w:szCs w:val="28"/>
+          <w:sz w:val="26"/>
+          <w:szCs w:val="26"/>
           <w:u w:val="single"/>
         </w:rPr>
         <w:tab/>
       </w:r>
       <w:r>
         <w:rPr>
-          <w:sz w:val="28"/>
-          <w:szCs w:val="28"/>
+          <w:sz w:val="26"/>
+          <w:szCs w:val="26"/>
           <w:u w:val="single"/>
         </w:rPr>
         <w:tab/>
       </w:r>
       <w:r>
         <w:rPr>
-          <w:sz w:val="28"/>
-          <w:szCs w:val="28"/>
+          <w:sz w:val="26"/>
+          <w:szCs w:val="26"/>
           <w:u w:val="single"/>
         </w:rPr>
         <w:tab/>
@@ -4758,8 +4413,8 @@
       </w:r>
       <w:r>
         <w:rPr>
-          <w:sz w:val="28"/>
-          <w:szCs w:val="28"/>
+          <w:sz w:val="26"/>
+          <w:szCs w:val="26"/>
         </w:rPr>
         <w:t xml:space="preserve"> </w:t>
       </w:r>
@@ -4769,16 +4424,16 @@
         <w:ind w:left="57" w:right="57" w:firstLine="652"/>
         <w:jc w:val="both"/>
         <w:rPr>
-          <w:sz w:val="28"/>
-          <w:szCs w:val="28"/>
-        </w:rPr>
-      </w:pPr>
-      <w:r>
-        <w:rPr>
-          <w:sz w:val="28"/>
-          <w:szCs w:val="28"/>
-        </w:rPr>
-        <w:t xml:space="preserve">Предложения по дальнейшему проведению поиска и патентных исследований </w:t>
+          <w:sz w:val="26"/>
+          <w:szCs w:val="26"/>
+        </w:rPr>
+      </w:pPr>
+      <w:r>
+        <w:rPr>
+          <w:sz w:val="26"/>
+          <w:szCs w:val="26"/>
+        </w:rPr>
+        <w:t>Предложения по дальнейшему проведению поиска и патентных исследований</w:t>
       </w:r>
     </w:p>
     <w:p>
@@ -4789,65 +4444,57 @@
         </w:tabs>
         <w:spacing w:before="0" w:beforeAutospacing="0" w:after="0" w:afterAutospacing="0"/>
         <w:rPr>
-          <w:sz w:val="28"/>
-          <w:szCs w:val="28"/>
+          <w:sz w:val="26"/>
+          <w:szCs w:val="26"/>
           <w:u w:val="single"/>
         </w:rPr>
       </w:pPr>
       <w:r>
         <w:rPr>
-          <w:sz w:val="28"/>
-          <w:szCs w:val="28"/>
+          <w:sz w:val="26"/>
+          <w:szCs w:val="26"/>
           <w:u w:val="single"/>
         </w:rPr>
         <w:tab/>
-        <w:t>П</w:t>
-      </w:r>
-      <w:r>
-        <w:rPr>
-          <w:sz w:val="28"/>
-          <w:szCs w:val="28"/>
-          <w:u w:val="single"/>
-        </w:rPr>
-        <w:t>оиск и патентные исследования проведены в полном объеме, достаточном для исследования технического уровня по тематике патентных исследований.</w:t>
+        <w:t>Поиск и патентные исследования проведены в полном объеме, достаточном для исследования технического уровня по тематике патентных исследований.</w:t>
       </w:r>
     </w:p>
     <w:p>
       <w:pPr>
         <w:jc w:val="both"/>
         <w:rPr>
-          <w:sz w:val="28"/>
-          <w:szCs w:val="28"/>
-        </w:rPr>
-      </w:pPr>
-      <w:r>
-        <w:rPr>
-          <w:sz w:val="28"/>
-          <w:szCs w:val="28"/>
-        </w:rPr>
-        <w:t xml:space="preserve">Результаты поиска будут использованы в качестве базы для разработки новых технических решений по теме </w:t>
-      </w:r>
-      <w:r>
-        <w:rPr>
-          <w:sz w:val="28"/>
-          <w:szCs w:val="28"/>
-        </w:rPr>
-        <w:t>«</w:t>
-      </w:r>
-      <w:r>
-        <w:rPr>
-          <w:sz w:val="28"/>
-          <w:szCs w:val="28"/>
+          <w:sz w:val="26"/>
+          <w:szCs w:val="26"/>
+        </w:rPr>
+      </w:pPr>
+      <w:r>
+        <w:rPr>
+          <w:sz w:val="26"/>
+          <w:szCs w:val="26"/>
+        </w:rPr>
+        <w:t>Результаты поиска будут использованы в качестве базы для разработки новых технических решений по теме «</w:t>
+      </w:r>
+      <w:r>
+        <w:rPr>
+          <w:sz w:val="26"/>
+          <w:szCs w:val="26"/>
         </w:rPr>
         <w:t>Технологии кинезиотерапии и массажного воздействия</w:t>
       </w:r>
+      <w:r>
+        <w:rPr>
+          <w:sz w:val="26"/>
+          <w:szCs w:val="26"/>
+        </w:rPr>
+        <w:t>»</w:t>
+      </w:r>
     </w:p>
     <w:p>
       <w:pPr>
         <w:jc w:val="both"/>
         <w:rPr>
-          <w:sz w:val="16"/>
-          <w:szCs w:val="16"/>
+          <w:sz w:val="26"/>
+          <w:szCs w:val="26"/>
         </w:rPr>
       </w:pPr>
     </w:p>
@@ -4855,14 +4502,14 @@
       <w:pPr>
         <w:jc w:val="both"/>
         <w:rPr>
-          <w:sz w:val="28"/>
-          <w:szCs w:val="28"/>
-        </w:rPr>
-      </w:pPr>
-      <w:r>
-        <w:rPr>
-          <w:sz w:val="28"/>
-          <w:szCs w:val="28"/>
+          <w:sz w:val="26"/>
+          <w:szCs w:val="26"/>
+        </w:rPr>
+      </w:pPr>
+      <w:r>
+        <w:rPr>
+          <w:sz w:val="26"/>
+          <w:szCs w:val="26"/>
         </w:rPr>
         <w:t>Материалы, отобранные для последующего анализа:</w:t>
       </w:r>
@@ -4871,8 +4518,8 @@
       <w:pPr>
         <w:jc w:val="both"/>
         <w:rPr>
-          <w:sz w:val="16"/>
-          <w:szCs w:val="16"/>
+          <w:sz w:val="26"/>
+          <w:szCs w:val="26"/>
         </w:rPr>
       </w:pPr>
     </w:p>
@@ -4880,35 +4527,28 @@
       <w:pPr>
         <w:jc w:val="both"/>
         <w:rPr>
-          <w:sz w:val="28"/>
-          <w:szCs w:val="28"/>
-        </w:rPr>
-      </w:pPr>
-      <w:r>
-        <w:rPr>
-          <w:sz w:val="28"/>
-          <w:szCs w:val="28"/>
-        </w:rPr>
-        <w:t>Таблица</w:t>
-      </w:r>
-      <w:r>
-        <w:rPr>
-          <w:sz w:val="28"/>
-          <w:szCs w:val="28"/>
-        </w:rPr>
-        <w:t xml:space="preserve"> В.</w:t>
-      </w:r>
-      <w:r>
-        <w:rPr>
-          <w:sz w:val="28"/>
-          <w:szCs w:val="28"/>
+          <w:sz w:val="26"/>
+          <w:szCs w:val="26"/>
+        </w:rPr>
+      </w:pPr>
+      <w:r>
+        <w:rPr>
+          <w:sz w:val="26"/>
+          <w:szCs w:val="26"/>
+        </w:rPr>
+        <w:t>Таблица В.</w:t>
+      </w:r>
+      <w:r>
+        <w:rPr>
+          <w:sz w:val="26"/>
+          <w:szCs w:val="26"/>
         </w:rPr>
         <w:t>3</w:t>
       </w:r>
       <w:r>
         <w:rPr>
-          <w:sz w:val="28"/>
-          <w:szCs w:val="28"/>
+          <w:sz w:val="26"/>
+          <w:szCs w:val="26"/>
         </w:rPr>
         <w:t xml:space="preserve"> – Патентная документация</w:t>
       </w:r>
@@ -4921,15 +4561,15 @@
         <w:tblLook w:val="01E0" w:firstRow="1" w:lastRow="1" w:firstColumn="1" w:lastColumn="1" w:noHBand="0" w:noVBand="0"/>
       </w:tblPr>
       <w:tblGrid>
-        <w:gridCol w:w="3067"/>
-        <w:gridCol w:w="3616"/>
-        <w:gridCol w:w="3617"/>
-        <w:gridCol w:w="4148"/>
+        <w:gridCol w:w="2297"/>
+        <w:gridCol w:w="3260"/>
+        <w:gridCol w:w="3969"/>
+        <w:gridCol w:w="4922"/>
       </w:tblGrid>
       <w:tr>
         <w:tc>
           <w:tcPr>
-            <w:tcW w:w="3119" w:type="dxa"/>
+            <w:tcW w:w="2297" w:type="dxa"/>
             <w:vAlign w:val="center"/>
           </w:tcPr>
           <w:p>
@@ -4943,7 +4583,7 @@
         </w:tc>
         <w:tc>
           <w:tcPr>
-            <w:tcW w:w="3685" w:type="dxa"/>
+            <w:tcW w:w="3260" w:type="dxa"/>
             <w:vAlign w:val="center"/>
           </w:tcPr>
           <w:p>
@@ -4965,7 +4605,7 @@
         </w:tc>
         <w:tc>
           <w:tcPr>
-            <w:tcW w:w="3686" w:type="dxa"/>
+            <w:tcW w:w="3969" w:type="dxa"/>
             <w:vAlign w:val="center"/>
           </w:tcPr>
           <w:p>
@@ -4987,7 +4627,7 @@
         </w:tc>
         <w:tc>
           <w:tcPr>
-            <w:tcW w:w="4184" w:type="dxa"/>
+            <w:tcW w:w="4922" w:type="dxa"/>
             <w:vAlign w:val="center"/>
           </w:tcPr>
           <w:p>
@@ -5003,7 +4643,7 @@
       <w:tr>
         <w:tc>
           <w:tcPr>
-            <w:tcW w:w="3119" w:type="dxa"/>
+            <w:tcW w:w="2297" w:type="dxa"/>
           </w:tcPr>
           <w:p>
             <w:pPr>
@@ -5016,7 +4656,7 @@
         </w:tc>
         <w:tc>
           <w:tcPr>
-            <w:tcW w:w="3685" w:type="dxa"/>
+            <w:tcW w:w="3260" w:type="dxa"/>
           </w:tcPr>
           <w:p>
             <w:pPr>
@@ -5029,7 +4669,7 @@
         </w:tc>
         <w:tc>
           <w:tcPr>
-            <w:tcW w:w="3686" w:type="dxa"/>
+            <w:tcW w:w="3969" w:type="dxa"/>
           </w:tcPr>
           <w:p>
             <w:pPr>
@@ -5042,7 +4682,7 @@
         </w:tc>
         <w:tc>
           <w:tcPr>
-            <w:tcW w:w="4184" w:type="dxa"/>
+            <w:tcW w:w="4922" w:type="dxa"/>
           </w:tcPr>
           <w:p>
             <w:pPr>
@@ -5060,7 +4700,7 @@
         </w:trPr>
         <w:tc>
           <w:tcPr>
-            <w:tcW w:w="3119" w:type="dxa"/>
+            <w:tcW w:w="2297" w:type="dxa"/>
             <w:vMerge w:val="restart"/>
           </w:tcPr>
           <w:p>
@@ -5098,7 +4738,7 @@
         </w:tc>
         <w:tc>
           <w:tcPr>
-            <w:tcW w:w="3685" w:type="dxa"/>
+            <w:tcW w:w="3260" w:type="dxa"/>
           </w:tcPr>
           <w:p>
             <w:r>
@@ -5132,16 +4772,11 @@
         </w:tc>
         <w:tc>
           <w:tcPr>
-            <w:tcW w:w="3686" w:type="dxa"/>
-          </w:tcPr>
-          <w:p>
-            <w:proofErr w:type="spellStart"/>
-            <w:r>
-              <w:t>ДжейТиЭл</w:t>
-            </w:r>
-            <w:proofErr w:type="spellEnd"/>
-            <w:r>
-              <w:t xml:space="preserve"> ЭНТЕРПРАЙЗЕС, ИНК. (US)</w:t>
+            <w:tcW w:w="3969" w:type="dxa"/>
+          </w:tcPr>
+          <w:p>
+            <w:r>
+              <w:t>ДжейТиЭл ЭНТЕРПРАЙЗЕС, ИНК. (US)</w:t>
             </w:r>
             <w:r>
               <w:rPr>
@@ -5174,7 +4809,7 @@
         </w:tc>
         <w:tc>
           <w:tcPr>
-            <w:tcW w:w="4184" w:type="dxa"/>
+            <w:tcW w:w="4922" w:type="dxa"/>
           </w:tcPr>
           <w:p>
             <w:r>
@@ -5189,7 +4824,7 @@
         </w:trPr>
         <w:tc>
           <w:tcPr>
-            <w:tcW w:w="3119" w:type="dxa"/>
+            <w:tcW w:w="2297" w:type="dxa"/>
             <w:vMerge/>
           </w:tcPr>
           <w:p>
@@ -5204,7 +4839,7 @@
         </w:tc>
         <w:tc>
           <w:tcPr>
-            <w:tcW w:w="3685" w:type="dxa"/>
+            <w:tcW w:w="3260" w:type="dxa"/>
           </w:tcPr>
           <w:p>
             <w:pPr>
@@ -5271,25 +4906,17 @@
         </w:tc>
         <w:tc>
           <w:tcPr>
-            <w:tcW w:w="3686" w:type="dxa"/>
-          </w:tcPr>
-          <w:p>
-            <w:pPr>
-              <w:jc w:val="both"/>
-              <w:rPr>
-                <w:lang w:val="en-US"/>
-              </w:rPr>
-            </w:pPr>
-            <w:r>
-              <w:t xml:space="preserve">КЕРАДЖЕМ КО., </w:t>
-            </w:r>
-            <w:proofErr w:type="gramStart"/>
-            <w:r>
-              <w:t>ЛТД.(</w:t>
-            </w:r>
-            <w:proofErr w:type="gramEnd"/>
-            <w:r>
-              <w:t>KR)</w:t>
+            <w:tcW w:w="3969" w:type="dxa"/>
+          </w:tcPr>
+          <w:p>
+            <w:pPr>
+              <w:jc w:val="both"/>
+              <w:rPr>
+                <w:lang w:val="en-US"/>
+              </w:rPr>
+            </w:pPr>
+            <w:r>
+              <w:t>КЕРАДЖЕМ КО., ЛТД.(KR)</w:t>
             </w:r>
             <w:r>
               <w:rPr>
@@ -5322,7 +4949,7 @@
         </w:tc>
         <w:tc>
           <w:tcPr>
-            <w:tcW w:w="4184" w:type="dxa"/>
+            <w:tcW w:w="4922" w:type="dxa"/>
           </w:tcPr>
           <w:p>
             <w:pPr>
@@ -5336,11 +4963,11 @@
       </w:tr>
       <w:tr>
         <w:trPr>
-          <w:trHeight w:val="838"/>
+          <w:trHeight w:val="856"/>
         </w:trPr>
         <w:tc>
           <w:tcPr>
-            <w:tcW w:w="3119" w:type="dxa"/>
+            <w:tcW w:w="2297" w:type="dxa"/>
             <w:vMerge/>
           </w:tcPr>
           <w:p>
@@ -5355,7 +4982,7 @@
         </w:tc>
         <w:tc>
           <w:tcPr>
-            <w:tcW w:w="3685" w:type="dxa"/>
+            <w:tcW w:w="3260" w:type="dxa"/>
           </w:tcPr>
           <w:p>
             <w:pPr>
@@ -5419,7 +5046,7 @@
         </w:tc>
         <w:tc>
           <w:tcPr>
-            <w:tcW w:w="3686" w:type="dxa"/>
+            <w:tcW w:w="3969" w:type="dxa"/>
           </w:tcPr>
           <w:p>
             <w:pPr>
@@ -5432,22 +5059,14 @@
         </w:tc>
         <w:tc>
           <w:tcPr>
-            <w:tcW w:w="4184" w:type="dxa"/>
-          </w:tcPr>
-          <w:p>
-            <w:pPr>
-              <w:jc w:val="both"/>
-            </w:pPr>
-            <w:r>
-              <w:t xml:space="preserve">Способ комплексной коррекции мышечной </w:t>
-            </w:r>
-            <w:proofErr w:type="spellStart"/>
-            <w:r>
-              <w:t>спастичности</w:t>
-            </w:r>
-            <w:proofErr w:type="spellEnd"/>
-            <w:r>
-              <w:t xml:space="preserve"> у пациентов в раннем восстановительном периоде после инсульта</w:t>
+            <w:tcW w:w="4922" w:type="dxa"/>
+          </w:tcPr>
+          <w:p>
+            <w:pPr>
+              <w:jc w:val="both"/>
+            </w:pPr>
+            <w:r>
+              <w:t>Способ комплексной коррекции мышечной спастичности у пациентов в раннем восстановительном периоде после инсульта</w:t>
             </w:r>
           </w:p>
         </w:tc>
@@ -5468,77 +5087,64 @@
         <w:ind w:right="57"/>
         <w:jc w:val="both"/>
         <w:rPr>
-          <w:sz w:val="28"/>
-          <w:szCs w:val="28"/>
-        </w:rPr>
-      </w:pPr>
-      <w:r>
-        <w:rPr>
-          <w:sz w:val="28"/>
-          <w:szCs w:val="28"/>
+          <w:sz w:val="26"/>
+          <w:szCs w:val="26"/>
+        </w:rPr>
+      </w:pPr>
+      <w:r>
+        <w:rPr>
+          <w:sz w:val="26"/>
+          <w:szCs w:val="26"/>
         </w:rPr>
         <w:t xml:space="preserve">Инженер по патентной и изобретательской работе </w:t>
       </w:r>
       <w:r>
         <w:rPr>
-          <w:sz w:val="28"/>
-          <w:szCs w:val="28"/>
+          <w:sz w:val="26"/>
+          <w:szCs w:val="26"/>
         </w:rPr>
         <w:tab/>
       </w:r>
       <w:r>
         <w:rPr>
-          <w:sz w:val="28"/>
-          <w:szCs w:val="28"/>
+          <w:sz w:val="26"/>
+          <w:szCs w:val="26"/>
         </w:rPr>
         <w:tab/>
       </w:r>
       <w:r>
         <w:rPr>
-          <w:sz w:val="28"/>
-          <w:szCs w:val="28"/>
+          <w:sz w:val="26"/>
+          <w:szCs w:val="26"/>
         </w:rPr>
         <w:tab/>
-      </w:r>
-      <w:r>
-        <w:rPr>
-          <w:sz w:val="28"/>
-          <w:szCs w:val="28"/>
-        </w:rPr>
-        <w:t xml:space="preserve"> ________________</w:t>
-      </w:r>
-      <w:r>
-        <w:rPr>
-          <w:sz w:val="28"/>
-          <w:szCs w:val="28"/>
-        </w:rPr>
-        <w:t xml:space="preserve"> </w:t>
-      </w:r>
-      <w:r>
-        <w:rPr>
-          <w:sz w:val="28"/>
-          <w:szCs w:val="28"/>
+        <w:t xml:space="preserve"> ________________ </w:t>
+      </w:r>
+      <w:r>
+        <w:rPr>
+          <w:sz w:val="26"/>
+          <w:szCs w:val="26"/>
         </w:rPr>
         <w:tab/>
       </w:r>
       <w:r>
         <w:rPr>
-          <w:sz w:val="28"/>
-          <w:szCs w:val="28"/>
+          <w:sz w:val="26"/>
+          <w:szCs w:val="26"/>
         </w:rPr>
         <w:tab/>
       </w:r>
       <w:r>
         <w:rPr>
-          <w:sz w:val="28"/>
-          <w:szCs w:val="28"/>
+          <w:sz w:val="26"/>
+          <w:szCs w:val="26"/>
         </w:rPr>
         <w:tab/>
       </w:r>
       <w:r>
         <w:rPr>
-          <w:sz w:val="28"/>
-          <w:szCs w:val="28"/>
+          <w:sz w:val="26"/>
+          <w:szCs w:val="26"/>
         </w:rPr>
         <w:tab/>
         <w:t>ФИО</w:t>
@@ -5549,21 +5155,10 @@
         <w:tabs>
           <w:tab w:val="left" w:pos="0"/>
         </w:tabs>
-        <w:rPr>
-          <w:sz w:val="28"/>
-          <w:szCs w:val="28"/>
-        </w:rPr>
-      </w:pPr>
-    </w:p>
-    <w:p>
-      <w:pPr>
-        <w:tabs>
-          <w:tab w:val="left" w:pos="0"/>
-        </w:tabs>
         <w:spacing w:after="240"/>
         <w:rPr>
-          <w:sz w:val="28"/>
-          <w:szCs w:val="28"/>
+          <w:sz w:val="26"/>
+          <w:szCs w:val="26"/>
         </w:rPr>
         <w:sectPr>
           <w:pgSz w:w="16834" w:h="11909" w:orient="landscape"/>
@@ -5577,93 +5172,80 @@
       </w:pPr>
       <w:r>
         <w:rPr>
-          <w:sz w:val="28"/>
-          <w:szCs w:val="28"/>
+          <w:sz w:val="26"/>
+          <w:szCs w:val="26"/>
         </w:rPr>
         <w:t xml:space="preserve">Руководитель подразделения </w:t>
       </w:r>
       <w:r>
         <w:rPr>
-          <w:sz w:val="28"/>
-          <w:szCs w:val="28"/>
+          <w:sz w:val="26"/>
+          <w:szCs w:val="26"/>
         </w:rPr>
         <w:tab/>
       </w:r>
       <w:r>
         <w:rPr>
-          <w:sz w:val="28"/>
-          <w:szCs w:val="28"/>
+          <w:sz w:val="26"/>
+          <w:szCs w:val="26"/>
         </w:rPr>
         <w:tab/>
       </w:r>
       <w:r>
         <w:rPr>
-          <w:sz w:val="28"/>
-          <w:szCs w:val="28"/>
+          <w:sz w:val="26"/>
+          <w:szCs w:val="26"/>
         </w:rPr>
         <w:tab/>
         <w:t xml:space="preserve"> </w:t>
       </w:r>
       <w:r>
         <w:rPr>
-          <w:sz w:val="28"/>
-          <w:szCs w:val="28"/>
+          <w:sz w:val="26"/>
+          <w:szCs w:val="26"/>
         </w:rPr>
         <w:tab/>
       </w:r>
       <w:r>
         <w:rPr>
-          <w:sz w:val="28"/>
-          <w:szCs w:val="28"/>
+          <w:sz w:val="26"/>
+          <w:szCs w:val="26"/>
         </w:rPr>
         <w:tab/>
       </w:r>
       <w:r>
         <w:rPr>
-          <w:sz w:val="28"/>
-          <w:szCs w:val="28"/>
+          <w:sz w:val="26"/>
+          <w:szCs w:val="26"/>
         </w:rPr>
         <w:tab/>
-      </w:r>
-      <w:r>
-        <w:rPr>
-          <w:sz w:val="28"/>
-          <w:szCs w:val="28"/>
-        </w:rPr>
-        <w:t xml:space="preserve"> ________________</w:t>
-      </w:r>
-      <w:r>
-        <w:rPr>
-          <w:sz w:val="28"/>
-          <w:szCs w:val="28"/>
-        </w:rPr>
-        <w:t xml:space="preserve"> </w:t>
-      </w:r>
-      <w:r>
-        <w:rPr>
-          <w:sz w:val="28"/>
-          <w:szCs w:val="28"/>
+        <w:t xml:space="preserve"> ________________ </w:t>
+      </w:r>
+      <w:r>
+        <w:rPr>
+          <w:sz w:val="26"/>
+          <w:szCs w:val="26"/>
         </w:rPr>
         <w:tab/>
       </w:r>
       <w:r>
         <w:rPr>
-          <w:sz w:val="28"/>
-          <w:szCs w:val="28"/>
+          <w:sz w:val="26"/>
+          <w:szCs w:val="26"/>
         </w:rPr>
         <w:tab/>
       </w:r>
       <w:r>
         <w:rPr>
-          <w:sz w:val="28"/>
-          <w:szCs w:val="28"/>
+          <w:sz w:val="26"/>
+          <w:szCs w:val="26"/>
         </w:rPr>
         <w:tab/>
       </w:r>
       <w:r>
         <w:rPr>
-          <w:sz w:val="28"/>
-          <w:szCs w:val="28"/>
+          <w:sz w:val="26"/>
+          <w:szCs w:val="26"/>
         </w:rPr>
         <w:tab/>
         <w:t>ФИО</w:t>
@@ -5845,14 +5427,7 @@
           <w:sz w:val="28"/>
           <w:szCs w:val="28"/>
         </w:rPr>
-        <w:t xml:space="preserve"> новую </w:t>
-      </w:r>
-      <w:r>
-        <w:rPr>
-          <w:sz w:val="28"/>
-          <w:szCs w:val="28"/>
-        </w:rPr>
-        <w:t>т</w:t>
+        <w:t xml:space="preserve"> новую т</w:t>
       </w:r>
       <w:r>
         <w:rPr>
@@ -5881,6 +5456,13 @@
           <w:szCs w:val="28"/>
         </w:rPr>
         <w:t xml:space="preserve"> на основе ранее выбранных аналогов</w:t>
+      </w:r>
+      <w:r>
+        <w:rPr>
+          <w:sz w:val="28"/>
+          <w:szCs w:val="28"/>
+        </w:rPr>
+        <w:t>.</w:t>
       </w:r>
     </w:p>
     <w:p>
@@ -5917,25 +5499,7 @@
           <w:sz w:val="28"/>
           <w:szCs w:val="28"/>
         </w:rPr>
-        <w:t xml:space="preserve">Планируемая тема </w:t>
-      </w:r>
-      <w:proofErr w:type="spellStart"/>
-      <w:r>
-        <w:rPr>
-          <w:b/>
-          <w:sz w:val="28"/>
-          <w:szCs w:val="28"/>
-        </w:rPr>
-        <w:t>охраноспособна</w:t>
-      </w:r>
-      <w:proofErr w:type="spellEnd"/>
-      <w:r>
-        <w:rPr>
-          <w:b/>
-          <w:sz w:val="28"/>
-          <w:szCs w:val="28"/>
-        </w:rPr>
-        <w:t>. Обладает новизной и отсутствием дублирования.</w:t>
+        <w:t>Планируемая тема охраноспособна. Обладает новизной и отсутствием дублирования.</w:t>
       </w:r>
     </w:p>
     <w:p>
@@ -7479,31 +7043,31 @@
       </w:rPr>
     </w:lvl>
   </w:abstractNum>
-  <w:num w:numId="1" w16cid:durableId="1566799920">
+  <w:num w:numId="1" w16cid:durableId="1455364743">
     <w:abstractNumId w:val="1"/>
   </w:num>
-  <w:num w:numId="2" w16cid:durableId="2102673927">
+  <w:num w:numId="2" w16cid:durableId="544147304">
     <w:abstractNumId w:val="6"/>
   </w:num>
-  <w:num w:numId="3" w16cid:durableId="630939683">
+  <w:num w:numId="3" w16cid:durableId="948245107">
     <w:abstractNumId w:val="3"/>
   </w:num>
-  <w:num w:numId="4" w16cid:durableId="1615479792">
+  <w:num w:numId="4" w16cid:durableId="1150827305">
     <w:abstractNumId w:val="2"/>
   </w:num>
-  <w:num w:numId="5" w16cid:durableId="924189927">
+  <w:num w:numId="5" w16cid:durableId="543256589">
     <w:abstractNumId w:val="7"/>
   </w:num>
-  <w:num w:numId="6" w16cid:durableId="1782144278">
+  <w:num w:numId="6" w16cid:durableId="1786001027">
     <w:abstractNumId w:val="0"/>
   </w:num>
-  <w:num w:numId="7" w16cid:durableId="575289884">
+  <w:num w:numId="7" w16cid:durableId="1860043562">
     <w:abstractNumId w:val="8"/>
   </w:num>
-  <w:num w:numId="8" w16cid:durableId="2026059309">
+  <w:num w:numId="8" w16cid:durableId="247810680">
     <w:abstractNumId w:val="5"/>
   </w:num>
-  <w:num w:numId="9" w16cid:durableId="19016809">
+  <w:num w:numId="9" w16cid:durableId="1435126544">
     <w:abstractNumId w:val="4"/>
   </w:num>
 </w:numbering>
@@ -7602,7 +7166,7 @@
     <w:lsdException w:name="Block Text" w:semiHidden="1" w:unhideWhenUsed="1"/>
     <w:lsdException w:name="Hyperlink" w:semiHidden="1" w:unhideWhenUsed="1"/>
     <w:lsdException w:name="FollowedHyperlink" w:semiHidden="1" w:unhideWhenUsed="1"/>
-    <w:lsdException w:name="Strong" w:qFormat="1"/>
+    <w:lsdException w:name="Strong" w:uiPriority="22" w:qFormat="1"/>
     <w:lsdException w:name="Emphasis" w:uiPriority="20" w:qFormat="1"/>
     <w:lsdException w:name="Document Map" w:semiHidden="1" w:unhideWhenUsed="1"/>
     <w:lsdException w:name="Plain Text" w:semiHidden="1" w:unhideWhenUsed="1"/>
@@ -7935,6 +7499,7 @@
   <w:style w:type="character" w:default="1" w:styleId="a0">
     <w:name w:val="Default Paragraph Font"/>
     <w:uiPriority w:val="1"/>
+    <w:semiHidden/>
     <w:unhideWhenUsed/>
   </w:style>
   <w:style w:type="table" w:default="1" w:styleId="a1">
@@ -8166,6 +7731,17 @@
     <w:rPr>
       <w:color w:val="605E5C"/>
       <w:shd w:val="clear" w:color="auto" w:fill="E1DFDD"/>
+    </w:rPr>
+  </w:style>
+  <w:style w:type="character" w:styleId="ad">
+    <w:name w:val="Strong"/>
+    <w:basedOn w:val="a0"/>
+    <w:uiPriority w:val="22"/>
+    <w:qFormat/>
+    <w:rsid w:val="00AE0435"/>
+    <w:rPr>
+      <w:b/>
+      <w:bCs/>
     </w:rPr>
   </w:style>
 </w:styles>
